--- a/Dossier_Presentation_Portail_Recrutement_SNH.docx
+++ b/Dossier_Presentation_Portail_Recrutement_SNH.docx
@@ -12991,7 +12991,18 @@
       </w:rPr>
       <w:t xml:space="preserve">Page </w:t>
     </w:r>
-    <w:pgNum/>
+    <w:r>
+      <w:rPr>
+        <w:rFonts w:ascii="Calibri" w:cs="Calibri" w:eastAsia="Calibri" w:hAnsi="Calibri"/>
+        <w:color w:val="006B3C"/>
+        <w:sz w:val="17"/>
+        <w:szCs w:val="17"/>
+      </w:rPr>
+      <w:fldChar w:fldCharType="begin"/>
+      <w:instrText xml:space="preserve">PAGE</w:instrText>
+      <w:fldChar w:fldCharType="separate"/>
+      <w:fldChar w:fldCharType="end"/>
+    </w:r>
   </w:p>
 </w:ftr>
 </file>
